--- a/livrables/lecons/placement-financier/2026-08-29_lecon-placement-financier_12_obligations-fonds-obligataires.docx
+++ b/livrables/lecons/placement-financier/2026-08-29_lecon-placement-financier_12_obligations-fonds-obligataires.docx
@@ -1177,7 +1177,18 @@
                 <w:sz w:val="20"/>
                 <w:szCs w:val="20"/>
               </w:rPr>
-              <w:t xml:space="preserve">A+ — S&amp;P a abaissé la France de AA- à A+ le 17/10/2025 (Moody's : Aa3 ; Fitch : AA-). Vérifier avant réutilisation : une notation souveraine bouge.</w:t>
+              <w:t xml:space="preserve">A+ — S&amp;P a abaissé la France de AA- à A+ le 17/10/2025. Les deux autres agences, vérifiées le 24/09/2026 : Fitch A+ (perspective stable, 06/03/2026) et Moody's Aa3 (stable, 14/12/2024). Vérifier avant réutilisation : une notation souveraine bouge.</w:t>
+            </w:r>
+            <w:r>
+              <w:rPr>
+                <w:rFonts w:ascii="Times New Roman" w:cs="Times New Roman" w:eastAsia="Times New Roman" w:hAnsi="Times New Roman"/>
+                <w:i/>
+                <w:iCs/>
+                <w:color w:val="6B7280"/>
+                <w:sz w:val="20"/>
+                <w:szCs w:val="20"/>
+              </w:rPr>
+              <w:t xml:space="preserve"> [Corrigé le 24/09/2026 : la version du 29/08/2026 donnait « Fitch : AA- ». Fitch a dégradé la France à A+ — la notice française le date de septembre 2025, le tableau des notations souveraines de Wikipédia en anglais porte « A+, Stable, 6 March 2026 ». Deux agences sur trois sont donc à A+, et non une seule. S&amp;P (A+ au 17/10/2025) et Moody's (Aa3 au 14/12/2024) sont confirmées.]</w:t>
             </w:r>
           </w:p>
         </w:tc>
@@ -4581,6 +4592,34 @@
           <w:szCs w:val="22"/>
         </w:rPr>
         <w:t xml:space="preserve">Version initiale : le tableau des émetteurs notait l'OAT française « AA (2026) » chez Standard &amp; Poor's. L'agence a abaissé la France de AA- à A+ le 17 octobre 2025, soit deux crans sous la valeur affichée. Moody's la note Aa3 et Fitch AA- : aucune agence ne soutenait « AA ». Vérifié le 29/08/2026. La ligne porte désormais la note, sa date, celles des deux autres agences, et un rappel — une notation souveraine bouge, il faut la revérifier avant réutilisation.</w:t>
+      </w:r>
+    </w:p>
+    <w:p>
+      <w:pPr>
+        <w:spacing w:after="120"/>
+      </w:pPr>
+      <w:r>
+        <w:rPr>
+          <w:rFonts w:ascii="Times New Roman" w:cs="Times New Roman" w:eastAsia="Times New Roman" w:hAnsi="Times New Roman"/>
+          <w:color w:val="1F2937"/>
+          <w:sz w:val="22"/>
+          <w:szCs w:val="22"/>
+        </w:rPr>
+        <w:t xml:space="preserve">5. Notation de l'État français — la correction du 29/08 était elle-même fausse sur un point (24/09/2026).</w:t>
+      </w:r>
+    </w:p>
+    <w:p>
+      <w:pPr>
+        <w:spacing w:after="120"/>
+      </w:pPr>
+      <w:r>
+        <w:rPr>
+          <w:rFonts w:ascii="Times New Roman" w:cs="Times New Roman" w:eastAsia="Times New Roman" w:hAnsi="Times New Roman"/>
+          <w:color w:val="1F2937"/>
+          <w:sz w:val="22"/>
+          <w:szCs w:val="22"/>
+        </w:rPr>
+        <w:t xml:space="preserve">Version du 29/08/2026 : « Moody's la note Aa3 et Fitch AA- : aucune agence ne soutenait “AA”. » La conclusion était juste, la répartition non : Fitch n'est pas à AA- mais à A+ — la notice française date cette dégradation de septembre 2025, le tableau des notations souveraines de Wikipédia en anglais porte « A+, Stable, 6 March 2026 ». Les trois notes au 24/09/2026 : S&amp;P A+ (stable, 17/10/2025), Fitch A+ (stable, 06/03/2026), Moody's Aa3 (stable, 14/12/2024). Deux agences sur trois à A+, pas une. Ce qui l'a permis : la correction du 29/08 a vérifié la note de S&amp;P sur sa page et a repris les deux autres sans les rouvrir — exactement ce que la règle A3 bis, écrite le 24/09/2026 dans le prompt de ce parcours, interdit désormais.</w:t>
       </w:r>
     </w:p>
     <w:p>

--- a/livrables/lecons/placement-financier/2026-08-29_lecon-placement-financier_12_obligations-fonds-obligataires.docx
+++ b/livrables/lecons/placement-financier/2026-08-29_lecon-placement-financier_12_obligations-fonds-obligataires.docx
@@ -4476,6 +4476,17 @@
           <w:szCs w:val="22"/>
         </w:rPr>
         <w:t xml:space="preserve"> — Tu découvriras comment les ETF (fonds négociés en bourse) permettent de répliquer à faible coût la performance d'un indice (actions, obligations, secteurs), leurs avantages par rapport à la gestion active, et comment les sélectionner (tracking error, TER, liquidité, enveloppe fiscale). Ce sera le prolongement direct de ce que tu viens de voir sur les ETF obligataires.</w:t>
+      </w:r>
+      <w:r>
+        <w:rPr>
+          <w:rFonts w:ascii="Times New Roman" w:cs="Times New Roman" w:eastAsia="Times New Roman" w:hAnsi="Times New Roman"/>
+          <w:i/>
+          <w:iCs/>
+          <w:color w:val="6B7280"/>
+          <w:sz w:val="20"/>
+          <w:szCs w:val="20"/>
+        </w:rPr>
+        <w:t xml:space="preserve"> Thèmes annoncés : ETF, gestion indicielle, réplication d'indice, gestion active, tracking error, TER. [Ajouté le 26/09/2026 : cette ligne nomme, dans les termes de cette section même, ce que la leçon suivante devra traiter ou déclarer non traité. Elle est la condition du contrôle de continuité ajouté ce jour au prompt : sans elle, la leçon suivante ne peut pas être contrôlée sur ce qu'on lui a promis — c'est ce qui est arrivé entre la n°15 et la n°16.]</w:t>
       </w:r>
     </w:p>
     <w:p>
